--- a/提示词说明.docx
+++ b/提示词说明.docx
@@ -12,21 +12,7 @@
         <w:rPr>
           <w:rFonts w:hint="eastAsia"/>
         </w:rPr>
-        <w:t># 提示</w:t>
-      </w:r>
-      <w:proofErr w:type="gramStart"/>
-      <w:r>
-        <w:rPr>
-          <w:rFonts w:hint="eastAsia"/>
-        </w:rPr>
-        <w:t>词文件</w:t>
-      </w:r>
-      <w:proofErr w:type="gramEnd"/>
-      <w:r>
-        <w:rPr>
-          <w:rFonts w:hint="eastAsia"/>
-        </w:rPr>
-        <w:t>与大模型交互的详细过程</w:t>
+        <w:t># 提示词文件与大模型交互的详细过程</w:t>
       </w:r>
     </w:p>
     <w:p>
@@ -79,19 +65,7 @@
         <w:rPr>
           <w:rFonts w:hint="eastAsia"/>
         </w:rPr>
-        <w:t xml:space="preserve"> 方法首先调用 get_ai_config</w:t>
-      </w:r>
-      <w:r>
-        <w:rPr>
-          <w:rFonts w:hint="eastAsia"/>
-        </w:rPr>
-        <w:t>0028</w:t>
-      </w:r>
-      <w:r>
-        <w:rPr>
-          <w:rFonts w:hint="eastAsia"/>
-        </w:rPr>
-        <w:t>) 获取AI配置，包括：</w:t>
+        <w:t xml:space="preserve"> 方法首先调用 get_ai_config0028) 获取AI配置，包括：</w:t>
       </w:r>
     </w:p>
     <w:p>
@@ -239,7 +213,6 @@
         <w:t>client = </w:t>
       </w:r>
       <w:proofErr w:type="spellStart"/>
-      <w:proofErr w:type="gramStart"/>
       <w:r>
         <w:rPr>
           <w:rFonts w:hint="eastAsia"/>
@@ -247,7 +220,6 @@
         <w:t>openai.OpenAI</w:t>
       </w:r>
       <w:proofErr w:type="spellEnd"/>
-      <w:proofErr w:type="gramEnd"/>
       <w:r>
         <w:rPr>
           <w:rFonts w:hint="eastAsia"/>
@@ -735,19 +707,11 @@
         <w:t>response = </w:t>
       </w:r>
       <w:proofErr w:type="spellStart"/>
-      <w:proofErr w:type="gramStart"/>
-      <w:r>
-        <w:rPr>
-          <w:rFonts w:hint="eastAsia"/>
-        </w:rPr>
-        <w:t>self.client</w:t>
-      </w:r>
-      <w:proofErr w:type="gramEnd"/>
-      <w:r>
-        <w:rPr>
-          <w:rFonts w:hint="eastAsia"/>
-        </w:rPr>
-        <w:t>.chat</w:t>
+      <w:r>
+        <w:rPr>
+          <w:rFonts w:hint="eastAsia"/>
+        </w:rPr>
+        <w:t>self.client.chat</w:t>
       </w:r>
       <w:proofErr w:type="spellEnd"/>
       <w:r>
@@ -764,7 +728,6 @@
         </w:rPr>
       </w:pPr>
       <w:proofErr w:type="spellStart"/>
-      <w:proofErr w:type="gramStart"/>
       <w:r>
         <w:rPr>
           <w:rFonts w:hint="eastAsia"/>
@@ -772,7 +735,6 @@
         <w:t>completions.create</w:t>
       </w:r>
       <w:proofErr w:type="spellEnd"/>
-      <w:proofErr w:type="gramEnd"/>
       <w:r>
         <w:rPr>
           <w:rFonts w:hint="eastAsia"/>
@@ -817,16 +779,8 @@
         <w:rPr>
           <w:rFonts w:hint="eastAsia"/>
         </w:rPr>
-        <w:t>    messages</w:t>
-      </w:r>
-      <w:proofErr w:type="gramStart"/>
-      <w:r>
-        <w:rPr>
-          <w:rFonts w:hint="eastAsia"/>
-        </w:rPr>
-        <w:t>=[</w:t>
-      </w:r>
-      <w:proofErr w:type="gramEnd"/>
+        <w:t>    messages=[</w:t>
+      </w:r>
     </w:p>
     <w:p>
       <w:pPr>
@@ -877,30 +831,8 @@
         <w:rPr>
           <w:rFonts w:hint="eastAsia"/>
         </w:rPr>
-        <w:t>        </w:t>
-      </w:r>
-      <w:proofErr w:type="gramStart"/>
-      <w:r>
-        <w:rPr>
-          <w:rFonts w:hint="eastAsia"/>
-        </w:rPr>
-        <w:t>容进行</w:t>
-      </w:r>
-      <w:proofErr w:type="gramEnd"/>
-      <w:r>
-        <w:rPr>
-          <w:rFonts w:hint="eastAsia"/>
-        </w:rPr>
-        <w:t>全面、客观的评估。</w:t>
-      </w:r>
-      <w:proofErr w:type="gramStart"/>
-      <w:r>
-        <w:rPr>
-          <w:rFonts w:hint="eastAsia"/>
-        </w:rPr>
-        <w:t>"},</w:t>
-      </w:r>
-      <w:proofErr w:type="gramEnd"/>
+        <w:t>        容进行全面、客观的评估。"},</w:t>
+      </w:r>
     </w:p>
     <w:p>
       <w:pPr>
@@ -1057,19 +989,11 @@
         <w:t>response_format</w:t>
       </w:r>
       <w:proofErr w:type="spellEnd"/>
-      <w:proofErr w:type="gramStart"/>
-      <w:r>
-        <w:rPr>
-          <w:rFonts w:hint="eastAsia"/>
-        </w:rPr>
-        <w:t>={</w:t>
-      </w:r>
-      <w:proofErr w:type="gramEnd"/>
-      <w:r>
-        <w:rPr>
-          <w:rFonts w:hint="eastAsia"/>
-        </w:rPr>
-        <w:t>"type": </w:t>
+      <w:r>
+        <w:rPr>
+          <w:rFonts w:hint="eastAsia"/>
+        </w:rPr>
+        <w:t>={"type": </w:t>
       </w:r>
     </w:p>
     <w:p>
@@ -1085,19 +1009,11 @@
         <w:t>    "</w:t>
       </w:r>
       <w:proofErr w:type="spellStart"/>
-      <w:proofErr w:type="gramStart"/>
-      <w:r>
-        <w:rPr>
-          <w:rFonts w:hint="eastAsia"/>
-        </w:rPr>
-        <w:t>json</w:t>
-      </w:r>
-      <w:proofErr w:type="gramEnd"/>
-      <w:r>
-        <w:rPr>
-          <w:rFonts w:hint="eastAsia"/>
-        </w:rPr>
-        <w:t>_object</w:t>
+      <w:r>
+        <w:rPr>
+          <w:rFonts w:hint="eastAsia"/>
+        </w:rPr>
+        <w:t>json_object</w:t>
       </w:r>
       <w:proofErr w:type="spellEnd"/>
       <w:r>
@@ -1319,7 +1235,6 @@
         <w:t> = </w:t>
       </w:r>
       <w:proofErr w:type="spellStart"/>
-      <w:proofErr w:type="gramStart"/>
       <w:r>
         <w:rPr>
           <w:rFonts w:hint="eastAsia"/>
@@ -1327,7 +1242,6 @@
         <w:t>json.loads</w:t>
       </w:r>
       <w:proofErr w:type="spellEnd"/>
-      <w:proofErr w:type="gramEnd"/>
     </w:p>
     <w:p>
       <w:pPr>
@@ -1342,7 +1256,6 @@
         <w:t>(</w:t>
       </w:r>
       <w:proofErr w:type="spellStart"/>
-      <w:proofErr w:type="gramStart"/>
       <w:r>
         <w:rPr>
           <w:rFonts w:hint="eastAsia"/>
@@ -1350,26 +1263,11 @@
         <w:t>response.choices</w:t>
       </w:r>
       <w:proofErr w:type="spellEnd"/>
-      <w:proofErr w:type="gramEnd"/>
-      <w:r>
-        <w:rPr>
-          <w:rFonts w:hint="eastAsia"/>
-        </w:rPr>
-        <w:t>[0</w:t>
-      </w:r>
-      <w:proofErr w:type="gramStart"/>
-      <w:r>
-        <w:rPr>
-          <w:rFonts w:hint="eastAsia"/>
-        </w:rPr>
-        <w:t>].message</w:t>
-      </w:r>
-      <w:proofErr w:type="gramEnd"/>
-      <w:r>
-        <w:rPr>
-          <w:rFonts w:hint="eastAsia"/>
-        </w:rPr>
-        <w:t>.</w:t>
+      <w:r>
+        <w:rPr>
+          <w:rFonts w:hint="eastAsia"/>
+        </w:rPr>
+        <w:t>[0].message.</w:t>
       </w:r>
     </w:p>
     <w:p>
@@ -1771,19 +1669,11 @@
         <w:t>response = </w:t>
       </w:r>
       <w:proofErr w:type="spellStart"/>
-      <w:proofErr w:type="gramStart"/>
-      <w:r>
-        <w:rPr>
-          <w:rFonts w:hint="eastAsia"/>
-        </w:rPr>
-        <w:t>self.client</w:t>
-      </w:r>
-      <w:proofErr w:type="gramEnd"/>
-      <w:r>
-        <w:rPr>
-          <w:rFonts w:hint="eastAsia"/>
-        </w:rPr>
-        <w:t>.chat</w:t>
+      <w:r>
+        <w:rPr>
+          <w:rFonts w:hint="eastAsia"/>
+        </w:rPr>
+        <w:t>self.client.chat</w:t>
       </w:r>
       <w:proofErr w:type="spellEnd"/>
       <w:r>
@@ -1800,7 +1690,6 @@
         </w:rPr>
       </w:pPr>
       <w:proofErr w:type="spellStart"/>
-      <w:proofErr w:type="gramStart"/>
       <w:r>
         <w:rPr>
           <w:rFonts w:hint="eastAsia"/>
@@ -1808,7 +1697,6 @@
         <w:t>completions.create</w:t>
       </w:r>
       <w:proofErr w:type="spellEnd"/>
-      <w:proofErr w:type="gramEnd"/>
       <w:r>
         <w:rPr>
           <w:rFonts w:hint="eastAsia"/>
@@ -1853,16 +1741,8 @@
         <w:rPr>
           <w:rFonts w:hint="eastAsia"/>
         </w:rPr>
-        <w:t>    messages</w:t>
-      </w:r>
-      <w:proofErr w:type="gramStart"/>
-      <w:r>
-        <w:rPr>
-          <w:rFonts w:hint="eastAsia"/>
-        </w:rPr>
-        <w:t>=[</w:t>
-      </w:r>
-      <w:proofErr w:type="gramEnd"/>
+        <w:t>    messages=[</w:t>
+      </w:r>
     </w:p>
     <w:p>
       <w:pPr>
@@ -1913,16 +1793,8 @@
         <w:rPr>
           <w:rFonts w:hint="eastAsia"/>
         </w:rPr>
-        <w:t>        的能力进步。</w:t>
-      </w:r>
-      <w:proofErr w:type="gramStart"/>
-      <w:r>
-        <w:rPr>
-          <w:rFonts w:hint="eastAsia"/>
-        </w:rPr>
-        <w:t>"},</w:t>
-      </w:r>
-      <w:proofErr w:type="gramEnd"/>
+        <w:t>        的能力进步。"},</w:t>
+      </w:r>
     </w:p>
     <w:p>
       <w:pPr>
@@ -2044,28 +1916,12 @@
         <w:t>response_format</w:t>
       </w:r>
       <w:proofErr w:type="spellEnd"/>
-      <w:proofErr w:type="gramStart"/>
-      <w:r>
-        <w:rPr>
-          <w:rFonts w:hint="eastAsia"/>
-        </w:rPr>
-        <w:t>={</w:t>
-      </w:r>
-      <w:proofErr w:type="gramEnd"/>
-      <w:r>
-        <w:rPr>
-          <w:rFonts w:hint="eastAsia"/>
-        </w:rPr>
-        <w:t>"type": "</w:t>
-      </w:r>
-      <w:proofErr w:type="gramStart"/>
-      <w:r>
-        <w:rPr>
-          <w:rFonts w:hint="eastAsia"/>
-        </w:rPr>
-        <w:t>text"}</w:t>
-      </w:r>
-      <w:proofErr w:type="gramEnd"/>
+      <w:r>
+        <w:rPr>
+          <w:rFonts w:hint="eastAsia"/>
+        </w:rPr>
+        <w:t>={"type": "text"}</w:t>
+      </w:r>
     </w:p>
     <w:p>
       <w:pPr>
@@ -2094,31 +1950,99 @@
       </w:r>
     </w:p>
     <w:p>
-      <w:pPr>
-        <w:rPr>
-          <w:rFonts w:hint="eastAsia"/>
-        </w:rPr>
-      </w:pPr>
-      <w:r>
-        <w:rPr>
-          <w:rFonts w:hint="eastAsia"/>
-        </w:rPr>
-        <w:t>整个交互过程通过OpenAI API实现，提示</w:t>
-      </w:r>
-      <w:proofErr w:type="gramStart"/>
-      <w:r>
-        <w:rPr>
-          <w:rFonts w:hint="eastAsia"/>
-        </w:rPr>
-        <w:t>词引导</w:t>
-      </w:r>
-      <w:proofErr w:type="gramEnd"/>
-      <w:r>
-        <w:rPr>
-          <w:rFonts w:hint="eastAsia"/>
-        </w:rPr>
-        <w:t>大模型生成符合要求的评估结果，然后对结果进行标准化和阶段调整，最终返回给调用者。</w:t>
-      </w:r>
+      <w:r>
+        <w:rPr>
+          <w:rFonts w:hint="eastAsia"/>
+        </w:rPr>
+        <w:t>整个交互过程通过OpenAI API实现，提示词引导大模型生成符合要求的评估结果，然后对结果进行标准化和阶段调整，最终返回给调用者。</w:t>
+      </w:r>
+    </w:p>
+    <w:p/>
+    <w:p/>
+    <w:p/>
+    <w:p/>
+    <w:p/>
+    <w:p/>
+    <w:p/>
+    <w:p/>
+    <w:p/>
+    <w:p/>
+    <w:p/>
+    <w:p/>
+    <w:p>
+      <w:pPr>
+        <w:rPr>
+          <w:rFonts w:hint="eastAsia"/>
+        </w:rPr>
+      </w:pPr>
+    </w:p>
+    <w:p>
+      <w:pPr>
+        <w:rPr>
+          <w:rFonts w:hint="eastAsia"/>
+        </w:rPr>
+      </w:pPr>
+      <w:r>
+        <w:rPr>
+          <w:rFonts w:hint="eastAsia"/>
+        </w:rPr>
+        <w:t>SUN X，MA Q，HUANG F，et al．Dynamic formation adjustment and</w:t>
+      </w:r>
+    </w:p>
+    <w:p>
+      <w:pPr>
+        <w:rPr>
+          <w:rFonts w:hint="eastAsia"/>
+        </w:rPr>
+      </w:pPr>
+      <w:r>
+        <w:rPr>
+          <w:rFonts w:hint="eastAsia"/>
+        </w:rPr>
+        <w:t xml:space="preserve">real-time obstacle avoidance for robot groups［C］/ /Proceedings of </w:t>
+      </w:r>
+    </w:p>
+    <w:p>
+      <w:pPr>
+        <w:rPr>
+          <w:rFonts w:hint="eastAsia"/>
+        </w:rPr>
+      </w:pPr>
+      <w:r>
+        <w:rPr>
+          <w:rFonts w:hint="eastAsia"/>
+        </w:rPr>
+        <w:t>the 2023 First International Conference on Mechatronics and Intelligent</w:t>
+      </w:r>
+    </w:p>
+    <w:p>
+      <w:r>
+        <w:rPr>
+          <w:rFonts w:hint="eastAsia"/>
+        </w:rPr>
+        <w:t>Mobile Devices (MIMD)．Shenzhen，China:</w:t>
+      </w:r>
+      <w:r>
+        <w:rPr>
+          <w:rFonts w:hint="eastAsia"/>
+        </w:rPr>
+        <w:t xml:space="preserve"> </w:t>
+      </w:r>
+      <w:r>
+        <w:rPr>
+          <w:rFonts w:hint="eastAsia"/>
+        </w:rPr>
+        <w:t>IEEE，2024:2-7．</w:t>
+      </w:r>
+    </w:p>
+    <w:p/>
+    <w:p/>
+    <w:p>
+      <w:pPr>
+        <w:rPr>
+          <w:rFonts w:hint="eastAsia"/>
+        </w:rPr>
+      </w:pPr>
     </w:p>
     <w:sectPr>
       <w:pgSz w:w="11906" w:h="16838"/>
